--- a/final project/synesthesia/Synesthesia_IEEE.docx
+++ b/final project/synesthesia/Synesthesia_IEEE.docx
@@ -29,7 +29,7 @@
           <w:i w:val="0"/>
           <w:sz w:val="22"/>
         </w:rPr>
-        <w:t>[Author Name], [Student ID]</w:t>
+        <w:t>Dongjun Kim, 2026020940</w:t>
       </w:r>
     </w:p>
     <w:p>

--- a/final project/synesthesia/Synesthesia_IEEE.docx
+++ b/final project/synesthesia/Synesthesia_IEEE.docx
@@ -559,7 +559,7 @@
           <w:i w:val="0"/>
           <w:sz w:val="19"/>
         </w:rPr>
-        <w:t>The system produces a 25-second, 48 kHz stereo song and a 512x512 album cover for an arbitrary uploaded image. After weights are cached, the song model loads in roughly twelve to nineteen seconds and the full pipeline completes within the time budget of a short live demonstration. In a representative run on a sunset photograph, the vision-language model produced a song titled "Sunset Serenade" in an acoustic style with two verses and a chorus, which the singer rendered with soft vocals and gentle accompaniment while the diffusion model generated a matching cover.</w:t>
+        <w:t>The system produces a 48 kHz stereo song (90 seconds by default, configurable) and a 512x512 album cover for an arbitrary uploaded image. After weights are cached, the song model loads in roughly twelve to nineteen seconds and the full pipeline completes within the time budget of a short live demonstration. In a representative run on a sunset photograph, the vision-language model produced a song titled "Sunset Serenade" in an acoustic style with two verses and a chorus, which the singer rendered with soft vocals and gentle accompaniment while the diffusion model generated a matching cover.</w:t>
       </w:r>
     </w:p>
     <w:p>
